--- a/resume/Athi_Shree_V_Resume_Modern.docx
+++ b/resume/Athi_Shree_V_Resume_Modern.docx
@@ -73,7 +73,7 @@
         <w:rPr>
           <w:b w:val="0"/>
         </w:rPr>
-        <w:t>Active Directory and Microsoft Entra ID (Azure AD) Administrator with 3.8 years of experience in enterprise Identity and Access Management (IAM) for global banking and life-sciences clients, supporting 10,000+ users and 50+ Domain Controllers. L2/L3 expertise in AD DS, AD replication, Group Policy (GPO), DNS, DHCP and LDAP, plus hybrid identity with Microsoft Entra Connect, SAML SSO, MFA, Conditional Access and RBAC. SC-300 certified; uses PowerShell, ServiceNow and Splunk to deliver secure, well-controlled incident and change management.</w:t>
+        <w:t>Active Directory and Microsoft Entra ID (Azure AD) Administrator with 3.8 years of experience in enterprise Identity and Access Management (IAM) for global banking and life-sciences clients, supporting 10,000+ users, 50+ Domain Controllers and 50+ AD sites. L2/L3 expertise in AD DS, AD replication, Group Policy (GPO), DNS, DHCP and LDAP, plus hybrid identity with Microsoft Entra Connect, SAML SSO, MFA, Conditional Access and RBAC. SC-300 certified; uses PowerShell, ServiceNow and Splunk to deliver secure, well-controlled incident and change management.</w:t>
       </w:r>
     </w:p>
     <w:p>
@@ -285,7 +285,7 @@
         <w:spacing w:after="60"/>
       </w:pPr>
       <w:r>
-        <w:t>Administer Group Policy (GPO): troubleshoot, validate and optimize policy application and security settings.</w:t>
+        <w:t>Administer Group Policy, including the Default Domain Controllers Policy: troubleshoot, validate and optimize security settings.</w:t>
       </w:r>
     </w:p>
     <w:p>
@@ -294,7 +294,7 @@
         <w:spacing w:after="60"/>
       </w:pPr>
       <w:r>
-        <w:t>Maintain AD Sites and Services, subnets and replication topology for reliable connectivity across locations.</w:t>
+        <w:t>Maintain AD Sites and Services, subnets and replication topology across 50+ AD sites.</w:t>
       </w:r>
     </w:p>
     <w:p>
@@ -321,7 +321,7 @@
         <w:spacing w:after="60"/>
       </w:pPr>
       <w:r>
-        <w:t>Handle incident and change activities for security access requests, from validation to closure.</w:t>
+        <w:t>Handle incident and change activities for security access requests, resolving them within SLA.</w:t>
       </w:r>
     </w:p>
     <w:p>
@@ -371,7 +371,7 @@
         <w:spacing w:after="60"/>
       </w:pPr>
       <w:r>
-        <w:t>Created, maintained and troubleshot Group Policy Objects (GPOs) to enforce security standards.</w:t>
+        <w:t>Created, maintained and troubleshot Windows Group Policy Objects (GPOs) to enforce security standards.</w:t>
       </w:r>
     </w:p>
     <w:p>
@@ -380,7 +380,7 @@
         <w:spacing w:after="60"/>
       </w:pPr>
       <w:r>
-        <w:t>Managed Microsoft Entra ID users and groups; implemented MFA, Conditional Access and group-based licensing.</w:t>
+        <w:t>Rolled out MFA to 300+ users; managed Entra ID users, groups, Conditional Access and group-based licensing.</w:t>
       </w:r>
     </w:p>
     <w:p>
@@ -389,7 +389,7 @@
         <w:spacing w:after="60"/>
       </w:pPr>
       <w:r>
-        <w:t>Configured SAML SSO and Microsoft Entra Connect for hybrid identity; reviewed audit and sign-in logs.</w:t>
+        <w:t>Configured SAML single sign-on for 4 enterprise applications and Entra Connect for hybrid identity.</w:t>
       </w:r>
     </w:p>
     <w:p>
